--- a/story-revised/CoG - Chapter 8 Path Alpha.docx
+++ b/story-revised/CoG - Chapter 8 Path Alpha.docx
@@ -563,6 +563,10 @@
       <w:r>
         <w:t>"I think they'll do whatever serves their interests. Right now, I'm still useful. The question is whether you are."</w:t>
       </w:r>
+      <w:r>
+        <w:br/>
+        <w:t>[[END: NO_LEDGER]]</w:t>
+      </w:r>
     </w:p>
     <w:p>
       <w:r>
@@ -710,11 +714,7 @@
         <w:t>→ FLOWS TO: Chapter 9, Path II (The Captured Monster)</w:t>
       </w:r>
     </w:p>
-    <w:p>
-      <w:r>
-        <w:t>[[END: NO_LEDGER]]</w:t>
-      </w:r>
-    </w:p>
+    <w:p/>
     <w:sectPr>
       <w:pgSz w:w="12240" w:h="15840"/>
       <w:pgMar w:top="1440" w:right="1800" w:bottom="1440" w:left="1800" w:header="720" w:footer="720" w:gutter="0"/>

--- a/story-revised/CoG - Chapter 8 Path Alpha.docx
+++ b/story-revised/CoG - Chapter 8 Path Alpha.docx
@@ -563,10 +563,6 @@
       <w:r>
         <w:t>"I think they'll do whatever serves their interests. Right now, I'm still useful. The question is whether you are."</w:t>
       </w:r>
-      <w:r>
-        <w:br/>
-        <w:t>[[END: NO_LEDGER]]</w:t>
-      </w:r>
     </w:p>
     <w:p>
       <w:r>
@@ -714,7 +710,11 @@
         <w:t>→ FLOWS TO: Chapter 9, Path II (The Captured Monster)</w:t>
       </w:r>
     </w:p>
-    <w:p/>
+    <w:p>
+      <w:r>
+        <w:t>[[END: NO_LEDGER]]</w:t>
+      </w:r>
+    </w:p>
     <w:sectPr>
       <w:pgSz w:w="12240" w:h="15840"/>
       <w:pgMar w:top="1440" w:right="1800" w:bottom="1440" w:left="1800" w:header="720" w:footer="720" w:gutter="0"/>
